--- a/word/表10  VV-ECMO 临床启动快速筛查评估表(1).docx
+++ b/word/表10  VV-ECMO 临床启动快速筛查评估表(1).docx
@@ -4,6 +4,8 @@
   <w:body>
     <w:p>
       <w:pPr>
+        <w:snapToGrid w:val="0"/>
+        <w:spacing w:after="0" w:line="240" w:lineRule="auto"/>
         <w:jc w:val="center"/>
         <w:rPr>
           <w:rFonts w:ascii="Times New Roman Regular" w:hAnsi="Times New Roman Regular" w:cs="Times New Roman Regular"/>
@@ -65,6 +67,11 @@
       <w:tblPr>
         <w:tblStyle w:val="ab"/>
         <w:tblW w:w="10631" w:type="dxa"/>
+        <w:tblLayout w:type="fixed"/>
+        <w:tblCellMar>
+          <w:left w:w="20" w:type="dxa"/>
+          <w:right w:w="20" w:type="dxa"/>
+        </w:tblCellMar>
         <w:tblLook w:val="04A0" w:firstRow="1" w:lastRow="0" w:firstColumn="1" w:lastColumn="0" w:noHBand="0" w:noVBand="1"/>
       </w:tblPr>
       <w:tblGrid>
@@ -86,9 +93,6 @@
         <w:gridCol w:w="640"/>
       </w:tblGrid>
       <w:tr>
-        <w:trPr>
-          <w:trHeight w:val="69"/>
-        </w:trPr>
         <w:tc>
           <w:tcPr>
             <w:tcW w:w="1127" w:type="dxa"/>
@@ -96,6 +100,7 @@
           </w:tcPr>
           <w:p>
             <w:pPr>
+              <w:snapToGrid w:val="0"/>
               <w:spacing w:after="0" w:line="240" w:lineRule="auto"/>
               <w:rPr>
                 <w:rFonts w:ascii="Times New Roman Regular" w:hAnsi="Times New Roman Regular" w:cs="Times New Roman Regular"/>
@@ -121,6 +126,7 @@
           </w:tcPr>
           <w:p>
             <w:pPr>
+              <w:snapToGrid w:val="0"/>
               <w:spacing w:after="0" w:line="240" w:lineRule="auto"/>
               <w:rPr>
                 <w:rFonts w:ascii="Times New Roman Regular" w:hAnsi="Times New Roman Regular" w:cs="Times New Roman Regular"/>
@@ -138,6 +144,7 @@
           </w:tcPr>
           <w:p>
             <w:pPr>
+              <w:snapToGrid w:val="0"/>
               <w:spacing w:after="0" w:line="240" w:lineRule="auto"/>
               <w:jc w:val="center"/>
               <w:rPr>
@@ -164,6 +171,7 @@
           </w:tcPr>
           <w:p>
             <w:pPr>
+              <w:snapToGrid w:val="0"/>
               <w:spacing w:after="0" w:line="240" w:lineRule="auto"/>
               <w:rPr>
                 <w:rFonts w:ascii="Times New Roman Regular" w:hAnsi="Times New Roman Regular" w:cs="Times New Roman Regular"/>
@@ -199,9 +207,6 @@
         </w:tc>
       </w:tr>
       <w:tr>
-        <w:trPr>
-          <w:trHeight w:val="69"/>
-        </w:trPr>
         <w:tc>
           <w:tcPr>
             <w:tcW w:w="1127" w:type="dxa"/>
@@ -209,6 +214,7 @@
           </w:tcPr>
           <w:p>
             <w:pPr>
+              <w:snapToGrid w:val="0"/>
               <w:spacing w:after="0" w:line="240" w:lineRule="auto"/>
               <w:rPr>
                 <w:rFonts w:ascii="Times New Roman Regular" w:hAnsi="Times New Roman Regular" w:cs="Times New Roman Regular"/>
@@ -234,6 +240,7 @@
           </w:tcPr>
           <w:p>
             <w:pPr>
+              <w:snapToGrid w:val="0"/>
               <w:spacing w:after="0" w:line="240" w:lineRule="auto"/>
               <w:rPr>
                 <w:rFonts w:ascii="Times New Roman Regular" w:hAnsi="Times New Roman Regular" w:cs="Times New Roman Regular"/>
@@ -257,6 +264,7 @@
           </w:tcPr>
           <w:p>
             <w:pPr>
+              <w:snapToGrid w:val="0"/>
               <w:spacing w:after="0" w:line="240" w:lineRule="auto"/>
               <w:jc w:val="center"/>
               <w:rPr>
@@ -283,6 +291,7 @@
           </w:tcPr>
           <w:p>
             <w:pPr>
+              <w:snapToGrid w:val="0"/>
               <w:spacing w:after="0" w:line="240" w:lineRule="auto"/>
               <w:rPr>
                 <w:rFonts w:ascii="Times New Roman Regular" w:hAnsi="Times New Roman Regular" w:cs="Times New Roman Regular"/>
@@ -342,9 +351,6 @@
         </w:tc>
       </w:tr>
       <w:tr>
-        <w:trPr>
-          <w:trHeight w:val="69"/>
-        </w:trPr>
         <w:tc>
           <w:tcPr>
             <w:tcW w:w="1127" w:type="dxa"/>
@@ -353,6 +359,7 @@
           </w:tcPr>
           <w:p>
             <w:pPr>
+              <w:snapToGrid w:val="0"/>
               <w:spacing w:after="0" w:line="240" w:lineRule="auto"/>
               <w:rPr>
                 <w:rFonts w:ascii="Times New Roman Regular" w:hAnsi="Times New Roman Regular" w:cs="Times New Roman Regular"/>
@@ -379,6 +386,7 @@
           </w:tcPr>
           <w:p>
             <w:pPr>
+              <w:snapToGrid w:val="0"/>
               <w:spacing w:after="0" w:line="240" w:lineRule="auto"/>
               <w:rPr>
                 <w:rFonts w:ascii="Times New Roman Regular" w:hAnsi="Times New Roman Regular" w:cs="Times New Roman Regular"/>
@@ -417,6 +425,7 @@
           </w:p>
           <w:p>
             <w:pPr>
+              <w:snapToGrid w:val="0"/>
               <w:spacing w:after="0" w:line="240" w:lineRule="auto"/>
               <w:rPr>
                 <w:rFonts w:ascii="Times New Roman Regular" w:hAnsi="Times New Roman Regular" w:cs="Times New Roman Regular"/>
@@ -495,6 +504,7 @@
           </w:tcPr>
           <w:p>
             <w:pPr>
+              <w:snapToGrid w:val="0"/>
               <w:spacing w:after="0" w:line="240" w:lineRule="auto"/>
               <w:jc w:val="center"/>
               <w:rPr>
@@ -522,6 +532,7 @@
           </w:tcPr>
           <w:p>
             <w:pPr>
+              <w:snapToGrid w:val="0"/>
               <w:spacing w:after="0" w:line="240" w:lineRule="auto"/>
               <w:ind w:firstLineChars="300" w:firstLine="660"/>
               <w:rPr>
@@ -540,9 +551,6 @@
         </w:tc>
       </w:tr>
       <w:tr>
-        <w:trPr>
-          <w:trHeight w:val="69"/>
-        </w:trPr>
         <w:tc>
           <w:tcPr>
             <w:tcW w:w="10631" w:type="dxa"/>
@@ -551,6 +559,7 @@
           </w:tcPr>
           <w:p>
             <w:pPr>
+              <w:snapToGrid w:val="0"/>
               <w:spacing w:after="0" w:line="240" w:lineRule="auto"/>
               <w:jc w:val="both"/>
               <w:rPr>
@@ -651,9 +660,6 @@
         </w:tc>
       </w:tr>
       <w:tr>
-        <w:trPr>
-          <w:trHeight w:val="69"/>
-        </w:trPr>
         <w:tc>
           <w:tcPr>
             <w:tcW w:w="9351" w:type="dxa"/>
@@ -662,6 +668,7 @@
           </w:tcPr>
           <w:p>
             <w:pPr>
+              <w:snapToGrid w:val="0"/>
               <w:spacing w:after="0" w:line="240" w:lineRule="auto"/>
               <w:jc w:val="center"/>
               <w:rPr>
@@ -689,6 +696,7 @@
           </w:tcPr>
           <w:p>
             <w:pPr>
+              <w:snapToGrid w:val="0"/>
               <w:spacing w:after="0" w:line="240" w:lineRule="auto"/>
               <w:jc w:val="center"/>
               <w:rPr>
@@ -716,6 +724,7 @@
           </w:tcPr>
           <w:p>
             <w:pPr>
+              <w:snapToGrid w:val="0"/>
               <w:spacing w:after="0" w:line="240" w:lineRule="auto"/>
               <w:jc w:val="center"/>
               <w:rPr>
@@ -738,9 +747,6 @@
         </w:tc>
       </w:tr>
       <w:tr>
-        <w:trPr>
-          <w:trHeight w:val="69"/>
-        </w:trPr>
         <w:tc>
           <w:tcPr>
             <w:tcW w:w="9351" w:type="dxa"/>
@@ -749,6 +755,7 @@
           </w:tcPr>
           <w:p>
             <w:pPr>
+              <w:snapToGrid w:val="0"/>
               <w:spacing w:after="0" w:line="240" w:lineRule="auto"/>
               <w:jc w:val="center"/>
               <w:rPr>
@@ -773,6 +780,7 @@
           </w:tcPr>
           <w:p>
             <w:pPr>
+              <w:snapToGrid w:val="0"/>
               <w:spacing w:after="0" w:line="240" w:lineRule="auto"/>
               <w:jc w:val="center"/>
               <w:rPr>
@@ -797,6 +805,7 @@
           </w:tcPr>
           <w:p>
             <w:pPr>
+              <w:snapToGrid w:val="0"/>
               <w:spacing w:after="0" w:line="240" w:lineRule="auto"/>
               <w:jc w:val="center"/>
               <w:rPr>
@@ -815,9 +824,6 @@
         </w:tc>
       </w:tr>
       <w:tr>
-        <w:trPr>
-          <w:trHeight w:val="69"/>
-        </w:trPr>
         <w:tc>
           <w:tcPr>
             <w:tcW w:w="9351" w:type="dxa"/>
@@ -826,6 +832,7 @@
           </w:tcPr>
           <w:p>
             <w:pPr>
+              <w:snapToGrid w:val="0"/>
               <w:spacing w:after="0" w:line="240" w:lineRule="auto"/>
               <w:jc w:val="center"/>
               <w:rPr>
@@ -850,6 +857,7 @@
           </w:tcPr>
           <w:p>
             <w:pPr>
+              <w:snapToGrid w:val="0"/>
               <w:spacing w:after="0" w:line="240" w:lineRule="auto"/>
               <w:jc w:val="center"/>
               <w:rPr>
@@ -867,6 +875,7 @@
           </w:tcPr>
           <w:p>
             <w:pPr>
+              <w:snapToGrid w:val="0"/>
               <w:spacing w:after="0" w:line="240" w:lineRule="auto"/>
               <w:jc w:val="center"/>
               <w:rPr>
@@ -878,9 +887,6 @@
         </w:tc>
       </w:tr>
       <w:tr>
-        <w:trPr>
-          <w:trHeight w:val="69"/>
-        </w:trPr>
         <w:tc>
           <w:tcPr>
             <w:tcW w:w="9351" w:type="dxa"/>
@@ -889,6 +895,7 @@
           </w:tcPr>
           <w:p>
             <w:pPr>
+              <w:snapToGrid w:val="0"/>
               <w:spacing w:after="0" w:line="240" w:lineRule="auto"/>
               <w:jc w:val="center"/>
               <w:rPr>
@@ -913,6 +920,7 @@
           </w:tcPr>
           <w:p>
             <w:pPr>
+              <w:snapToGrid w:val="0"/>
               <w:spacing w:after="0" w:line="240" w:lineRule="auto"/>
               <w:jc w:val="center"/>
               <w:rPr>
@@ -930,6 +938,7 @@
           </w:tcPr>
           <w:p>
             <w:pPr>
+              <w:snapToGrid w:val="0"/>
               <w:spacing w:after="0" w:line="240" w:lineRule="auto"/>
               <w:jc w:val="center"/>
               <w:rPr>
@@ -941,9 +950,6 @@
         </w:tc>
       </w:tr>
       <w:tr>
-        <w:trPr>
-          <w:trHeight w:val="69"/>
-        </w:trPr>
         <w:tc>
           <w:tcPr>
             <w:tcW w:w="9351" w:type="dxa"/>
@@ -952,6 +958,7 @@
           </w:tcPr>
           <w:p>
             <w:pPr>
+              <w:snapToGrid w:val="0"/>
               <w:spacing w:after="0" w:line="240" w:lineRule="auto"/>
               <w:jc w:val="center"/>
               <w:rPr>
@@ -976,6 +983,7 @@
           </w:tcPr>
           <w:p>
             <w:pPr>
+              <w:snapToGrid w:val="0"/>
               <w:spacing w:after="0" w:line="240" w:lineRule="auto"/>
               <w:jc w:val="center"/>
               <w:rPr>
@@ -993,6 +1001,7 @@
           </w:tcPr>
           <w:p>
             <w:pPr>
+              <w:snapToGrid w:val="0"/>
               <w:spacing w:after="0" w:line="240" w:lineRule="auto"/>
               <w:jc w:val="center"/>
               <w:rPr>
@@ -1004,9 +1013,6 @@
         </w:tc>
       </w:tr>
       <w:tr>
-        <w:trPr>
-          <w:trHeight w:val="69"/>
-        </w:trPr>
         <w:tc>
           <w:tcPr>
             <w:tcW w:w="9351" w:type="dxa"/>
@@ -1015,6 +1021,7 @@
           </w:tcPr>
           <w:p>
             <w:pPr>
+              <w:snapToGrid w:val="0"/>
               <w:spacing w:after="0" w:line="240" w:lineRule="auto"/>
               <w:jc w:val="center"/>
               <w:rPr>
@@ -1099,6 +1106,7 @@
           </w:tcPr>
           <w:p>
             <w:pPr>
+              <w:snapToGrid w:val="0"/>
               <w:spacing w:after="0" w:line="240" w:lineRule="auto"/>
               <w:jc w:val="center"/>
               <w:rPr>
@@ -1116,6 +1124,7 @@
           </w:tcPr>
           <w:p>
             <w:pPr>
+              <w:snapToGrid w:val="0"/>
               <w:spacing w:after="0" w:line="240" w:lineRule="auto"/>
               <w:jc w:val="center"/>
               <w:rPr>
@@ -1127,9 +1136,6 @@
         </w:tc>
       </w:tr>
       <w:tr>
-        <w:trPr>
-          <w:trHeight w:val="69"/>
-        </w:trPr>
         <w:tc>
           <w:tcPr>
             <w:tcW w:w="10631" w:type="dxa"/>
@@ -1138,6 +1144,7 @@
           </w:tcPr>
           <w:p>
             <w:pPr>
+              <w:snapToGrid w:val="0"/>
               <w:spacing w:after="0" w:line="240" w:lineRule="auto"/>
               <w:rPr>
                 <w:rFonts w:ascii="Times New Roman Regular" w:hAnsi="Times New Roman Regular" w:cs="Times New Roman Regular"/>
@@ -1173,9 +1180,6 @@
         </w:tc>
       </w:tr>
       <w:tr>
-        <w:trPr>
-          <w:trHeight w:val="69"/>
-        </w:trPr>
         <w:tc>
           <w:tcPr>
             <w:tcW w:w="10631" w:type="dxa"/>
@@ -1184,6 +1188,7 @@
           </w:tcPr>
           <w:p>
             <w:pPr>
+              <w:snapToGrid w:val="0"/>
               <w:spacing w:after="0" w:line="240" w:lineRule="auto"/>
               <w:rPr>
                 <w:rFonts w:ascii="Times New Roman Regular" w:hAnsi="Times New Roman Regular" w:cs="Times New Roman Regular"/>
@@ -1251,9 +1256,6 @@
         </w:tc>
       </w:tr>
       <w:tr>
-        <w:trPr>
-          <w:trHeight w:val="69"/>
-        </w:trPr>
         <w:tc>
           <w:tcPr>
             <w:tcW w:w="10631" w:type="dxa"/>
@@ -1262,6 +1264,7 @@
           </w:tcPr>
           <w:p>
             <w:pPr>
+              <w:snapToGrid w:val="0"/>
               <w:spacing w:after="0" w:line="240" w:lineRule="auto"/>
               <w:rPr>
                 <w:rFonts w:ascii="Times New Roman Regular" w:hAnsi="Times New Roman Regular" w:cs="Times New Roman Regular"/>
@@ -1289,9 +1292,6 @@
         </w:tc>
       </w:tr>
       <w:tr>
-        <w:trPr>
-          <w:trHeight w:val="69"/>
-        </w:trPr>
         <w:tc>
           <w:tcPr>
             <w:tcW w:w="6051" w:type="dxa"/>
@@ -1300,6 +1300,7 @@
           </w:tcPr>
           <w:p>
             <w:pPr>
+              <w:snapToGrid w:val="0"/>
               <w:spacing w:after="0" w:line="240" w:lineRule="auto"/>
               <w:jc w:val="center"/>
               <w:rPr>
@@ -1326,6 +1327,7 @@
           </w:tcPr>
           <w:p>
             <w:pPr>
+              <w:snapToGrid w:val="0"/>
               <w:spacing w:after="0" w:line="240" w:lineRule="auto"/>
               <w:jc w:val="center"/>
               <w:rPr>
@@ -1352,6 +1354,7 @@
           </w:tcPr>
           <w:p>
             <w:pPr>
+              <w:snapToGrid w:val="0"/>
               <w:spacing w:after="0" w:line="240" w:lineRule="auto"/>
               <w:jc w:val="center"/>
               <w:rPr>
@@ -1372,9 +1375,6 @@
         </w:tc>
       </w:tr>
       <w:tr>
-        <w:trPr>
-          <w:trHeight w:val="69"/>
-        </w:trPr>
         <w:tc>
           <w:tcPr>
             <w:tcW w:w="6051" w:type="dxa"/>
@@ -1383,6 +1383,7 @@
           </w:tcPr>
           <w:p>
             <w:pPr>
+              <w:snapToGrid w:val="0"/>
               <w:spacing w:after="0" w:line="240" w:lineRule="auto"/>
               <w:jc w:val="center"/>
               <w:rPr>
@@ -1447,6 +1448,7 @@
           </w:tcPr>
           <w:p>
             <w:pPr>
+              <w:snapToGrid w:val="0"/>
               <w:spacing w:after="0" w:line="240" w:lineRule="auto"/>
               <w:rPr>
                 <w:rFonts w:ascii="Times New Roman Regular" w:hAnsi="Times New Roman Regular" w:cs="Times New Roman Regular"/>
@@ -1468,6 +1470,7 @@
           </w:tcPr>
           <w:p>
             <w:pPr>
+              <w:snapToGrid w:val="0"/>
               <w:spacing w:after="0" w:line="240" w:lineRule="auto"/>
               <w:jc w:val="center"/>
               <w:rPr>
@@ -1484,9 +1487,6 @@
         </w:tc>
       </w:tr>
       <w:tr>
-        <w:trPr>
-          <w:trHeight w:val="69"/>
-        </w:trPr>
         <w:tc>
           <w:tcPr>
             <w:tcW w:w="6051" w:type="dxa"/>
@@ -1495,6 +1495,7 @@
           </w:tcPr>
           <w:p>
             <w:pPr>
+              <w:snapToGrid w:val="0"/>
               <w:spacing w:after="0" w:line="240" w:lineRule="auto"/>
               <w:jc w:val="center"/>
               <w:rPr>
@@ -1559,6 +1560,7 @@
           </w:tcPr>
           <w:p>
             <w:pPr>
+              <w:snapToGrid w:val="0"/>
               <w:spacing w:after="0" w:line="240" w:lineRule="auto"/>
               <w:rPr>
                 <w:rFonts w:ascii="Times New Roman Regular" w:hAnsi="Times New Roman Regular" w:cs="Times New Roman Regular"/>
@@ -1580,6 +1582,7 @@
           </w:tcPr>
           <w:p>
             <w:pPr>
+              <w:snapToGrid w:val="0"/>
               <w:spacing w:after="0" w:line="240" w:lineRule="auto"/>
               <w:jc w:val="center"/>
               <w:rPr>
@@ -1596,9 +1599,6 @@
         </w:tc>
       </w:tr>
       <w:tr>
-        <w:trPr>
-          <w:trHeight w:val="69"/>
-        </w:trPr>
         <w:tc>
           <w:tcPr>
             <w:tcW w:w="10631" w:type="dxa"/>
@@ -1607,6 +1607,7 @@
           </w:tcPr>
           <w:p>
             <w:pPr>
+              <w:snapToGrid w:val="0"/>
               <w:spacing w:after="0" w:line="240" w:lineRule="auto"/>
               <w:rPr>
                 <w:rFonts w:ascii="Times New Roman Regular" w:hAnsi="Times New Roman Regular" w:cs="Times New Roman Regular"/>
@@ -1634,9 +1635,6 @@
         </w:tc>
       </w:tr>
       <w:tr>
-        <w:trPr>
-          <w:trHeight w:val="69"/>
-        </w:trPr>
         <w:tc>
           <w:tcPr>
             <w:tcW w:w="6051" w:type="dxa"/>
@@ -1645,6 +1643,7 @@
           </w:tcPr>
           <w:p>
             <w:pPr>
+              <w:snapToGrid w:val="0"/>
               <w:spacing w:after="0" w:line="240" w:lineRule="auto"/>
               <w:jc w:val="center"/>
               <w:rPr>
@@ -1671,6 +1670,7 @@
           </w:tcPr>
           <w:p>
             <w:pPr>
+              <w:snapToGrid w:val="0"/>
               <w:spacing w:after="0" w:line="240" w:lineRule="auto"/>
               <w:jc w:val="center"/>
               <w:rPr>
@@ -1697,6 +1697,7 @@
           </w:tcPr>
           <w:p>
             <w:pPr>
+              <w:snapToGrid w:val="0"/>
               <w:spacing w:after="0" w:line="240" w:lineRule="auto"/>
               <w:rPr>
                 <w:rFonts w:ascii="Times New Roman Regular" w:hAnsi="Times New Roman Regular" w:cs="Times New Roman Regular"/>
@@ -1716,9 +1717,6 @@
         </w:tc>
       </w:tr>
       <w:tr>
-        <w:trPr>
-          <w:trHeight w:val="69"/>
-        </w:trPr>
         <w:tc>
           <w:tcPr>
             <w:tcW w:w="6051" w:type="dxa"/>
@@ -1727,6 +1725,7 @@
           </w:tcPr>
           <w:p>
             <w:pPr>
+              <w:snapToGrid w:val="0"/>
               <w:spacing w:after="0" w:line="240" w:lineRule="auto"/>
               <w:jc w:val="center"/>
               <w:rPr>
@@ -1791,6 +1790,7 @@
           </w:tcPr>
           <w:p>
             <w:pPr>
+              <w:snapToGrid w:val="0"/>
               <w:spacing w:after="0" w:line="240" w:lineRule="auto"/>
               <w:jc w:val="center"/>
               <w:rPr>
@@ -1825,6 +1825,7 @@
           </w:tcPr>
           <w:p>
             <w:pPr>
+              <w:snapToGrid w:val="0"/>
               <w:spacing w:after="0" w:line="240" w:lineRule="auto"/>
               <w:jc w:val="center"/>
               <w:rPr>
@@ -1841,9 +1842,6 @@
         </w:tc>
       </w:tr>
       <w:tr>
-        <w:trPr>
-          <w:trHeight w:val="69"/>
-        </w:trPr>
         <w:tc>
           <w:tcPr>
             <w:tcW w:w="6051" w:type="dxa"/>
@@ -1852,6 +1850,7 @@
           </w:tcPr>
           <w:p>
             <w:pPr>
+              <w:snapToGrid w:val="0"/>
               <w:spacing w:after="0" w:line="240" w:lineRule="auto"/>
               <w:jc w:val="center"/>
               <w:rPr>
@@ -1934,6 +1933,7 @@
           </w:tcPr>
           <w:p>
             <w:pPr>
+              <w:snapToGrid w:val="0"/>
               <w:spacing w:after="0" w:line="240" w:lineRule="auto"/>
               <w:jc w:val="center"/>
               <w:rPr>
@@ -1950,6 +1950,7 @@
           </w:tcPr>
           <w:p>
             <w:pPr>
+              <w:snapToGrid w:val="0"/>
               <w:spacing w:after="0" w:line="240" w:lineRule="auto"/>
               <w:jc w:val="center"/>
               <w:rPr>
@@ -1966,9 +1967,6 @@
         </w:tc>
       </w:tr>
       <w:tr>
-        <w:trPr>
-          <w:trHeight w:val="69"/>
-        </w:trPr>
         <w:tc>
           <w:tcPr>
             <w:tcW w:w="10631" w:type="dxa"/>
@@ -1977,6 +1975,7 @@
           </w:tcPr>
           <w:p>
             <w:pPr>
+              <w:snapToGrid w:val="0"/>
               <w:spacing w:after="0" w:line="240" w:lineRule="auto"/>
               <w:rPr>
                 <w:rFonts w:ascii="Times New Roman Regular" w:hAnsi="Times New Roman Regular" w:cs="Times New Roman Regular"/>
@@ -2004,9 +2003,6 @@
         </w:tc>
       </w:tr>
       <w:tr>
-        <w:trPr>
-          <w:trHeight w:val="69"/>
-        </w:trPr>
         <w:tc>
           <w:tcPr>
             <w:tcW w:w="9946" w:type="dxa"/>
@@ -2015,6 +2011,7 @@
           </w:tcPr>
           <w:p>
             <w:pPr>
+              <w:snapToGrid w:val="0"/>
               <w:spacing w:after="0" w:line="240" w:lineRule="auto"/>
               <w:jc w:val="center"/>
               <w:rPr>
@@ -2041,6 +2038,7 @@
           </w:tcPr>
           <w:p>
             <w:pPr>
+              <w:snapToGrid w:val="0"/>
               <w:spacing w:after="0" w:line="240" w:lineRule="auto"/>
               <w:jc w:val="center"/>
               <w:rPr>
@@ -2057,9 +2055,6 @@
         </w:tc>
       </w:tr>
       <w:tr>
-        <w:trPr>
-          <w:trHeight w:val="69"/>
-        </w:trPr>
         <w:tc>
           <w:tcPr>
             <w:tcW w:w="9946" w:type="dxa"/>
@@ -2068,6 +2063,7 @@
           </w:tcPr>
           <w:p>
             <w:pPr>
+              <w:snapToGrid w:val="0"/>
               <w:spacing w:after="0" w:line="240" w:lineRule="auto"/>
               <w:jc w:val="center"/>
               <w:rPr>
@@ -2090,6 +2086,7 @@
           </w:tcPr>
           <w:p>
             <w:pPr>
+              <w:snapToGrid w:val="0"/>
               <w:spacing w:after="0" w:line="240" w:lineRule="auto"/>
               <w:jc w:val="center"/>
               <w:rPr>
@@ -2106,9 +2103,6 @@
         </w:tc>
       </w:tr>
       <w:tr>
-        <w:trPr>
-          <w:trHeight w:val="69"/>
-        </w:trPr>
         <w:tc>
           <w:tcPr>
             <w:tcW w:w="10631" w:type="dxa"/>
@@ -2117,6 +2111,7 @@
           </w:tcPr>
           <w:p>
             <w:pPr>
+              <w:snapToGrid w:val="0"/>
               <w:spacing w:after="0" w:line="240" w:lineRule="auto"/>
               <w:rPr>
                 <w:rFonts w:ascii="Times New Roman Regular" w:hAnsi="Times New Roman Regular" w:cs="Times New Roman Regular"/>
@@ -2152,9 +2147,6 @@
         </w:tc>
       </w:tr>
       <w:tr>
-        <w:trPr>
-          <w:trHeight w:val="69"/>
-        </w:trPr>
         <w:tc>
           <w:tcPr>
             <w:tcW w:w="2467" w:type="dxa"/>
@@ -2163,6 +2155,7 @@
           </w:tcPr>
           <w:p>
             <w:pPr>
+              <w:snapToGrid w:val="0"/>
               <w:spacing w:after="0" w:line="240" w:lineRule="auto"/>
               <w:jc w:val="center"/>
               <w:rPr>
@@ -2196,6 +2189,7 @@
           </w:tcPr>
           <w:p>
             <w:pPr>
+              <w:snapToGrid w:val="0"/>
               <w:spacing w:after="0" w:line="240" w:lineRule="auto"/>
               <w:jc w:val="center"/>
               <w:rPr>
@@ -2230,6 +2224,7 @@
           </w:tcPr>
           <w:p>
             <w:pPr>
+              <w:snapToGrid w:val="0"/>
               <w:spacing w:after="0" w:line="240" w:lineRule="auto"/>
               <w:jc w:val="center"/>
               <w:rPr>
@@ -2264,6 +2259,7 @@
           </w:tcPr>
           <w:p>
             <w:pPr>
+              <w:snapToGrid w:val="0"/>
               <w:spacing w:after="0" w:line="240" w:lineRule="auto"/>
               <w:jc w:val="center"/>
               <w:rPr>
@@ -2298,6 +2294,7 @@
           </w:tcPr>
           <w:p>
             <w:pPr>
+              <w:snapToGrid w:val="0"/>
               <w:spacing w:after="0" w:line="240" w:lineRule="auto"/>
               <w:jc w:val="center"/>
               <w:rPr>
@@ -2332,6 +2329,7 @@
           </w:tcPr>
           <w:p>
             <w:pPr>
+              <w:snapToGrid w:val="0"/>
               <w:spacing w:after="0" w:line="240" w:lineRule="auto"/>
               <w:jc w:val="center"/>
               <w:rPr>
@@ -2366,6 +2364,7 @@
           </w:tcPr>
           <w:p>
             <w:pPr>
+              <w:snapToGrid w:val="0"/>
               <w:spacing w:after="0" w:line="240" w:lineRule="auto"/>
               <w:jc w:val="center"/>
               <w:rPr>
@@ -2392,6 +2391,7 @@
           </w:tcPr>
           <w:p>
             <w:pPr>
+              <w:snapToGrid w:val="0"/>
               <w:spacing w:after="0" w:line="240" w:lineRule="auto"/>
               <w:jc w:val="center"/>
               <w:rPr>
@@ -2412,9 +2412,6 @@
         </w:tc>
       </w:tr>
       <w:tr>
-        <w:trPr>
-          <w:trHeight w:val="69"/>
-        </w:trPr>
         <w:tc>
           <w:tcPr>
             <w:tcW w:w="2467" w:type="dxa"/>
@@ -2423,6 +2420,7 @@
           </w:tcPr>
           <w:p>
             <w:pPr>
+              <w:snapToGrid w:val="0"/>
               <w:spacing w:after="0" w:line="240" w:lineRule="auto"/>
               <w:jc w:val="center"/>
               <w:rPr>
@@ -2462,6 +2460,7 @@
           </w:tcPr>
           <w:p>
             <w:pPr>
+              <w:snapToGrid w:val="0"/>
               <w:spacing w:after="0" w:line="240" w:lineRule="auto"/>
               <w:jc w:val="center"/>
               <w:rPr>
@@ -2484,6 +2483,7 @@
           </w:tcPr>
           <w:p>
             <w:pPr>
+              <w:snapToGrid w:val="0"/>
               <w:spacing w:after="0" w:line="240" w:lineRule="auto"/>
               <w:jc w:val="center"/>
               <w:rPr>
@@ -2506,6 +2506,7 @@
           </w:tcPr>
           <w:p>
             <w:pPr>
+              <w:snapToGrid w:val="0"/>
               <w:spacing w:after="0" w:line="240" w:lineRule="auto"/>
               <w:jc w:val="center"/>
               <w:rPr>
@@ -2528,6 +2529,7 @@
           </w:tcPr>
           <w:p>
             <w:pPr>
+              <w:snapToGrid w:val="0"/>
               <w:spacing w:after="0" w:line="240" w:lineRule="auto"/>
               <w:jc w:val="center"/>
               <w:rPr>
@@ -2550,6 +2552,7 @@
           </w:tcPr>
           <w:p>
             <w:pPr>
+              <w:snapToGrid w:val="0"/>
               <w:spacing w:after="0" w:line="240" w:lineRule="auto"/>
               <w:jc w:val="center"/>
               <w:rPr>
@@ -2572,6 +2575,7 @@
           </w:tcPr>
           <w:p>
             <w:pPr>
+              <w:snapToGrid w:val="0"/>
               <w:spacing w:after="0" w:line="240" w:lineRule="auto"/>
               <w:jc w:val="center"/>
               <w:rPr>
@@ -2594,6 +2598,7 @@
           </w:tcPr>
           <w:p>
             <w:pPr>
+              <w:snapToGrid w:val="0"/>
               <w:spacing w:after="0" w:line="240" w:lineRule="auto"/>
               <w:jc w:val="center"/>
               <w:rPr>
@@ -2604,9 +2609,6 @@
         </w:tc>
       </w:tr>
       <w:tr>
-        <w:trPr>
-          <w:trHeight w:val="69"/>
-        </w:trPr>
         <w:tc>
           <w:tcPr>
             <w:tcW w:w="2467" w:type="dxa"/>
@@ -2615,6 +2617,7 @@
           </w:tcPr>
           <w:p>
             <w:pPr>
+              <w:snapToGrid w:val="0"/>
               <w:spacing w:after="0" w:line="240" w:lineRule="auto"/>
               <w:jc w:val="center"/>
               <w:rPr>
@@ -2636,6 +2639,7 @@
           </w:tcPr>
           <w:p>
             <w:pPr>
+              <w:snapToGrid w:val="0"/>
               <w:spacing w:after="0" w:line="240" w:lineRule="auto"/>
               <w:jc w:val="center"/>
               <w:rPr>
@@ -2658,6 +2662,7 @@
           </w:tcPr>
           <w:p>
             <w:pPr>
+              <w:snapToGrid w:val="0"/>
               <w:spacing w:after="0" w:line="240" w:lineRule="auto"/>
               <w:jc w:val="center"/>
               <w:rPr>
@@ -2680,6 +2685,7 @@
           </w:tcPr>
           <w:p>
             <w:pPr>
+              <w:snapToGrid w:val="0"/>
               <w:spacing w:after="0" w:line="240" w:lineRule="auto"/>
               <w:jc w:val="center"/>
               <w:rPr>
@@ -2702,6 +2708,7 @@
           </w:tcPr>
           <w:p>
             <w:pPr>
+              <w:snapToGrid w:val="0"/>
               <w:spacing w:after="0" w:line="240" w:lineRule="auto"/>
               <w:jc w:val="center"/>
               <w:rPr>
@@ -2724,6 +2731,7 @@
           </w:tcPr>
           <w:p>
             <w:pPr>
+              <w:snapToGrid w:val="0"/>
               <w:spacing w:after="0" w:line="240" w:lineRule="auto"/>
               <w:jc w:val="center"/>
               <w:rPr>
@@ -2746,6 +2754,7 @@
           </w:tcPr>
           <w:p>
             <w:pPr>
+              <w:snapToGrid w:val="0"/>
               <w:spacing w:after="0" w:line="240" w:lineRule="auto"/>
               <w:jc w:val="center"/>
               <w:rPr>
@@ -2774,6 +2783,7 @@
           </w:tcPr>
           <w:p>
             <w:pPr>
+              <w:snapToGrid w:val="0"/>
               <w:spacing w:after="0" w:line="240" w:lineRule="auto"/>
               <w:jc w:val="center"/>
               <w:rPr>
@@ -2784,9 +2794,6 @@
         </w:tc>
       </w:tr>
       <w:tr>
-        <w:trPr>
-          <w:trHeight w:val="69"/>
-        </w:trPr>
         <w:tc>
           <w:tcPr>
             <w:tcW w:w="2467" w:type="dxa"/>
@@ -2795,6 +2802,7 @@
           </w:tcPr>
           <w:p>
             <w:pPr>
+              <w:snapToGrid w:val="0"/>
               <w:spacing w:after="0" w:line="240" w:lineRule="auto"/>
               <w:jc w:val="center"/>
               <w:rPr>
@@ -2846,6 +2854,7 @@
           </w:tcPr>
           <w:p>
             <w:pPr>
+              <w:snapToGrid w:val="0"/>
               <w:spacing w:after="0" w:line="240" w:lineRule="auto"/>
               <w:jc w:val="center"/>
               <w:rPr>
@@ -2868,6 +2877,7 @@
           </w:tcPr>
           <w:p>
             <w:pPr>
+              <w:snapToGrid w:val="0"/>
               <w:spacing w:after="0" w:line="240" w:lineRule="auto"/>
               <w:jc w:val="center"/>
               <w:rPr>
@@ -2890,6 +2900,7 @@
           </w:tcPr>
           <w:p>
             <w:pPr>
+              <w:snapToGrid w:val="0"/>
               <w:spacing w:after="0" w:line="240" w:lineRule="auto"/>
               <w:jc w:val="center"/>
               <w:rPr>
@@ -2912,6 +2923,7 @@
           </w:tcPr>
           <w:p>
             <w:pPr>
+              <w:snapToGrid w:val="0"/>
               <w:spacing w:after="0" w:line="240" w:lineRule="auto"/>
               <w:jc w:val="center"/>
               <w:rPr>
@@ -2934,6 +2946,7 @@
           </w:tcPr>
           <w:p>
             <w:pPr>
+              <w:snapToGrid w:val="0"/>
               <w:spacing w:after="0" w:line="240" w:lineRule="auto"/>
               <w:jc w:val="center"/>
               <w:rPr>
@@ -2956,6 +2969,7 @@
           </w:tcPr>
           <w:p>
             <w:pPr>
+              <w:snapToGrid w:val="0"/>
               <w:spacing w:after="0" w:line="240" w:lineRule="auto"/>
               <w:jc w:val="center"/>
               <w:rPr>
@@ -2978,6 +2992,7 @@
           </w:tcPr>
           <w:p>
             <w:pPr>
+              <w:snapToGrid w:val="0"/>
               <w:spacing w:after="0" w:line="240" w:lineRule="auto"/>
               <w:jc w:val="center"/>
               <w:rPr>
@@ -2988,9 +3003,6 @@
         </w:tc>
       </w:tr>
       <w:tr>
-        <w:trPr>
-          <w:trHeight w:val="69"/>
-        </w:trPr>
         <w:tc>
           <w:tcPr>
             <w:tcW w:w="2467" w:type="dxa"/>
@@ -2999,6 +3011,7 @@
           </w:tcPr>
           <w:p>
             <w:pPr>
+              <w:snapToGrid w:val="0"/>
               <w:spacing w:after="0" w:line="240" w:lineRule="auto"/>
               <w:jc w:val="center"/>
               <w:rPr>
@@ -3044,6 +3057,7 @@
           </w:tcPr>
           <w:p>
             <w:pPr>
+              <w:snapToGrid w:val="0"/>
               <w:spacing w:after="0" w:line="240" w:lineRule="auto"/>
               <w:jc w:val="center"/>
               <w:rPr>
@@ -3066,6 +3080,7 @@
           </w:tcPr>
           <w:p>
             <w:pPr>
+              <w:snapToGrid w:val="0"/>
               <w:spacing w:after="0" w:line="240" w:lineRule="auto"/>
               <w:jc w:val="center"/>
               <w:rPr>
@@ -3088,6 +3103,7 @@
           </w:tcPr>
           <w:p>
             <w:pPr>
+              <w:snapToGrid w:val="0"/>
               <w:spacing w:after="0" w:line="240" w:lineRule="auto"/>
               <w:jc w:val="center"/>
               <w:rPr>
@@ -3110,6 +3126,7 @@
           </w:tcPr>
           <w:p>
             <w:pPr>
+              <w:snapToGrid w:val="0"/>
               <w:spacing w:after="0" w:line="240" w:lineRule="auto"/>
               <w:jc w:val="center"/>
               <w:rPr>
@@ -3132,6 +3149,7 @@
           </w:tcPr>
           <w:p>
             <w:pPr>
+              <w:snapToGrid w:val="0"/>
               <w:spacing w:after="0" w:line="240" w:lineRule="auto"/>
               <w:jc w:val="center"/>
               <w:rPr>
@@ -3154,6 +3172,7 @@
           </w:tcPr>
           <w:p>
             <w:pPr>
+              <w:snapToGrid w:val="0"/>
               <w:spacing w:after="0" w:line="240" w:lineRule="auto"/>
               <w:jc w:val="center"/>
               <w:rPr>
@@ -3176,6 +3195,7 @@
           </w:tcPr>
           <w:p>
             <w:pPr>
+              <w:snapToGrid w:val="0"/>
               <w:spacing w:after="0" w:line="240" w:lineRule="auto"/>
               <w:jc w:val="center"/>
               <w:rPr>
@@ -3186,9 +3206,6 @@
         </w:tc>
       </w:tr>
       <w:tr>
-        <w:trPr>
-          <w:trHeight w:val="69"/>
-        </w:trPr>
         <w:tc>
           <w:tcPr>
             <w:tcW w:w="4770" w:type="dxa"/>
@@ -3197,6 +3214,7 @@
           </w:tcPr>
           <w:p>
             <w:pPr>
+              <w:snapToGrid w:val="0"/>
               <w:spacing w:after="0" w:line="240" w:lineRule="auto"/>
               <w:rPr>
                 <w:rFonts w:ascii="Times New Roman Regular" w:hAnsi="Times New Roman Regular" w:cs="Times New Roman Regular"/>
@@ -3254,6 +3272,7 @@
           </w:tcPr>
           <w:p>
             <w:pPr>
+              <w:snapToGrid w:val="0"/>
               <w:spacing w:after="0" w:line="240" w:lineRule="auto"/>
               <w:rPr>
                 <w:rFonts w:ascii="Times New Roman Regular" w:hAnsi="Times New Roman Regular" w:cs="Times New Roman Regular"/>
@@ -3299,9 +3318,6 @@
         </w:tc>
       </w:tr>
       <w:tr>
-        <w:trPr>
-          <w:trHeight w:val="69"/>
-        </w:trPr>
         <w:tc>
           <w:tcPr>
             <w:tcW w:w="10631" w:type="dxa"/>
@@ -3310,6 +3326,7 @@
           </w:tcPr>
           <w:p>
             <w:pPr>
+              <w:snapToGrid w:val="0"/>
               <w:spacing w:after="0" w:line="240" w:lineRule="auto"/>
               <w:rPr>
                 <w:rFonts w:ascii="Times New Roman Regular" w:hAnsi="Times New Roman Regular" w:cs="Times New Roman Regular"/>
@@ -3377,9 +3394,6 @@
         </w:tc>
       </w:tr>
       <w:tr>
-        <w:trPr>
-          <w:trHeight w:val="69"/>
-        </w:trPr>
         <w:tc>
           <w:tcPr>
             <w:tcW w:w="10631" w:type="dxa"/>
@@ -3388,6 +3402,7 @@
           </w:tcPr>
           <w:p>
             <w:pPr>
+              <w:snapToGrid w:val="0"/>
               <w:spacing w:after="0" w:line="240" w:lineRule="auto"/>
               <w:rPr>
                 <w:rFonts w:ascii="Times New Roman Regular" w:hAnsi="Times New Roman Regular" w:cs="Times New Roman Regular"/>
@@ -3481,9 +3496,6 @@
         </w:tc>
       </w:tr>
       <w:tr>
-        <w:trPr>
-          <w:trHeight w:val="69"/>
-        </w:trPr>
         <w:tc>
           <w:tcPr>
             <w:tcW w:w="10631" w:type="dxa"/>
@@ -3492,20 +3504,20 @@
           </w:tcPr>
           <w:p>
             <w:pPr>
-              <w:spacing w:after="0" w:line="240" w:lineRule="auto"/>
-              <w:rPr>
-                <w:rFonts w:ascii="Times New Roman Regular" w:hAnsi="Times New Roman Regular" w:cs="Times New Roman Regular"/>
-                <w:b/>
-                <w:bCs/>
-              </w:rPr>
-            </w:pPr>
-            <w:r>
-              <w:rPr>
-                <w:rFonts w:ascii="Times New Roman Regular" w:hAnsi="Times New Roman Regular" w:cs="Times New Roman Regular"/>
-                <w:b/>
-                <w:bCs/>
-              </w:rPr>
-              <w:lastRenderedPageBreak/>
+              <w:snapToGrid w:val="0"/>
+              <w:spacing w:after="0" w:line="240" w:lineRule="auto"/>
+              <w:rPr>
+                <w:rFonts w:ascii="Times New Roman Regular" w:hAnsi="Times New Roman Regular" w:cs="Times New Roman Regular"/>
+                <w:b/>
+                <w:bCs/>
+              </w:rPr>
+            </w:pPr>
+            <w:r>
+              <w:rPr>
+                <w:rFonts w:ascii="Times New Roman Regular" w:hAnsi="Times New Roman Regular" w:cs="Times New Roman Regular"/>
+                <w:b/>
+                <w:bCs/>
+              </w:rPr>
               <w:t xml:space="preserve">2.6 </w:t>
             </w:r>
             <w:r>
@@ -3536,9 +3548,6 @@
         </w:tc>
       </w:tr>
       <w:tr>
-        <w:trPr>
-          <w:trHeight w:val="69"/>
-        </w:trPr>
         <w:tc>
           <w:tcPr>
             <w:tcW w:w="3823" w:type="dxa"/>
@@ -3547,6 +3556,7 @@
           </w:tcPr>
           <w:p>
             <w:pPr>
+              <w:snapToGrid w:val="0"/>
               <w:spacing w:after="0" w:line="240" w:lineRule="auto"/>
               <w:jc w:val="center"/>
               <w:rPr>
@@ -3573,6 +3583,7 @@
           </w:tcPr>
           <w:p>
             <w:pPr>
+              <w:snapToGrid w:val="0"/>
               <w:spacing w:after="0" w:line="240" w:lineRule="auto"/>
               <w:jc w:val="center"/>
               <w:rPr>
@@ -3593,9 +3604,6 @@
         </w:tc>
       </w:tr>
       <w:tr>
-        <w:trPr>
-          <w:trHeight w:val="69"/>
-        </w:trPr>
         <w:tc>
           <w:tcPr>
             <w:tcW w:w="3823" w:type="dxa"/>
@@ -3604,6 +3612,7 @@
           </w:tcPr>
           <w:p>
             <w:pPr>
+              <w:snapToGrid w:val="0"/>
               <w:spacing w:after="0" w:line="240" w:lineRule="auto"/>
               <w:jc w:val="center"/>
               <w:rPr>
@@ -3638,6 +3647,7 @@
           </w:tcPr>
           <w:p>
             <w:pPr>
+              <w:snapToGrid w:val="0"/>
               <w:spacing w:after="0" w:line="240" w:lineRule="auto"/>
               <w:rPr>
                 <w:rFonts w:ascii="Times New Roman Regular" w:hAnsi="Times New Roman Regular" w:cs="Times New Roman Regular"/>
@@ -3707,9 +3717,6 @@
         </w:tc>
       </w:tr>
       <w:tr>
-        <w:trPr>
-          <w:trHeight w:val="69"/>
-        </w:trPr>
         <w:tc>
           <w:tcPr>
             <w:tcW w:w="3823" w:type="dxa"/>
@@ -3718,6 +3725,7 @@
           </w:tcPr>
           <w:p>
             <w:pPr>
+              <w:snapToGrid w:val="0"/>
               <w:spacing w:after="0" w:line="240" w:lineRule="auto"/>
               <w:jc w:val="center"/>
               <w:rPr>
@@ -3734,6 +3742,7 @@
           </w:tcPr>
           <w:p>
             <w:pPr>
+              <w:snapToGrid w:val="0"/>
               <w:spacing w:after="0" w:line="240" w:lineRule="auto"/>
               <w:rPr>
                 <w:rFonts w:ascii="Times New Roman Regular" w:hAnsi="Times New Roman Regular" w:cs="Times New Roman Regular"/>
@@ -3743,9 +3752,6 @@
         </w:tc>
       </w:tr>
       <w:tr>
-        <w:trPr>
-          <w:trHeight w:val="69"/>
-        </w:trPr>
         <w:tc>
           <w:tcPr>
             <w:tcW w:w="10631" w:type="dxa"/>
@@ -3754,6 +3760,7 @@
           </w:tcPr>
           <w:p>
             <w:pPr>
+              <w:snapToGrid w:val="0"/>
               <w:spacing w:after="0" w:line="240" w:lineRule="auto"/>
               <w:rPr>
                 <w:rFonts w:ascii="Times New Roman Regular" w:hAnsi="Times New Roman Regular" w:cs="Times New Roman Regular"/>
@@ -3811,9 +3818,6 @@
         </w:tc>
       </w:tr>
       <w:tr>
-        <w:trPr>
-          <w:trHeight w:val="69"/>
-        </w:trPr>
         <w:tc>
           <w:tcPr>
             <w:tcW w:w="10631" w:type="dxa"/>
@@ -3822,6 +3826,7 @@
           </w:tcPr>
           <w:p>
             <w:pPr>
+              <w:snapToGrid w:val="0"/>
               <w:spacing w:after="0" w:line="240" w:lineRule="auto"/>
               <w:rPr>
                 <w:rFonts w:ascii="Times New Roman Regular" w:hAnsi="Times New Roman Regular" w:cs="Times New Roman Regular"/>
@@ -3831,9 +3836,6 @@
         </w:tc>
       </w:tr>
       <w:tr>
-        <w:trPr>
-          <w:trHeight w:val="69"/>
-        </w:trPr>
         <w:tc>
           <w:tcPr>
             <w:tcW w:w="10631" w:type="dxa"/>
@@ -3842,6 +3844,7 @@
           </w:tcPr>
           <w:p>
             <w:pPr>
+              <w:snapToGrid w:val="0"/>
               <w:spacing w:after="0" w:line="240" w:lineRule="auto"/>
               <w:rPr>
                 <w:rFonts w:ascii="Times New Roman Regular" w:hAnsi="Times New Roman Regular" w:cs="Times New Roman Regular"/>
@@ -3851,9 +3854,6 @@
         </w:tc>
       </w:tr>
       <w:tr>
-        <w:trPr>
-          <w:trHeight w:val="69"/>
-        </w:trPr>
         <w:tc>
           <w:tcPr>
             <w:tcW w:w="10631" w:type="dxa"/>
@@ -3862,6 +3862,7 @@
           </w:tcPr>
           <w:p>
             <w:pPr>
+              <w:snapToGrid w:val="0"/>
               <w:spacing w:after="0" w:line="240" w:lineRule="auto"/>
               <w:rPr>
                 <w:rFonts w:ascii="Times New Roman Regular" w:hAnsi="Times New Roman Regular" w:cs="Times New Roman Regular"/>
@@ -3873,6 +3874,7 @@
     </w:tbl>
     <w:p>
       <w:pPr>
+        <w:snapToGrid w:val="0"/>
         <w:spacing w:after="0" w:line="240" w:lineRule="auto"/>
         <w:rPr>
           <w:rFonts w:ascii="Times New Roman Regular" w:eastAsia="楷体" w:hAnsi="Times New Roman Regular" w:cs="Times New Roman Regular"/>
@@ -4054,6 +4056,7 @@
     </w:p>
     <w:p>
       <w:pPr>
+        <w:snapToGrid w:val="0"/>
         <w:spacing w:after="0" w:line="240" w:lineRule="auto"/>
         <w:rPr>
           <w:rFonts w:ascii="Times New Roman Regular" w:eastAsia="楷体" w:hAnsi="Times New Roman Regular" w:cs="Times New Roman Regular"/>
@@ -4154,6 +4157,7 @@
     </w:p>
     <w:p>
       <w:pPr>
+        <w:snapToGrid w:val="0"/>
         <w:spacing w:after="0" w:line="240" w:lineRule="auto"/>
         <w:rPr>
           <w:rFonts w:ascii="Times New Roman Regular" w:eastAsia="楷体" w:hAnsi="Times New Roman Regular" w:cs="Times New Roman Regular"/>
